--- a/01_mega_project_1_underwriting_approval/sample_reports/SAMPLE_notebook_02_report.docx
+++ b/01_mega_project_1_underwriting_approval/sample_reports/SAMPLE_notebook_02_report.docx
@@ -41,7 +41,7 @@
         <w:pStyle w:val="ListBullet"/>
       </w:pPr>
       <w:r>
-        <w:t>Champion model: RandomForest, selected by highest mean 5-fold CV ROC-AUC among the top 2 of 4 real screened candidates (CatBoost runner-up).</w:t>
+        <w:t>Champion model: CatBoost, selected by highest mean 5-fold CV ROC-AUC among the top 2 of 4 real screened candidates (RandomForest runner-up).</w:t>
       </w:r>
     </w:p>
     <w:p>
@@ -49,7 +49,7 @@
         <w:pStyle w:val="ListBullet"/>
       </w:pPr>
       <w:r>
-        <w:t>Real holdout ROC-AUC: 0.7420 (95% bootstrap CI [0.7089, 0.7761]).</w:t>
+        <w:t>Real holdout ROC-AUC: 0.7520 (95% bootstrap CI [0.7209, 0.7828]).</w:t>
       </w:r>
     </w:p>
     <w:p>
@@ -107,7 +107,7 @@
           <w:color w:val="2A78D6"/>
           <w:sz w:val="25"/>
         </w:rPr>
-        <w:t>RandomForest meets the deployment-readiness bar</w:t>
+        <w:t>CatBoost meets the deployment-readiness bar</w:t>
       </w:r>
     </w:p>
     <w:p>
@@ -122,7 +122,7 @@
         <w:t xml:space="preserve">Specific: </w:t>
       </w:r>
       <w:r>
-        <w:t>Holdout ROC-AUC 0.7420 with a 95% bootstrap CI of [0.7089, 0.7761]; deployment checks 3/3 PASS.</w:t>
+        <w:t>Holdout ROC-AUC 0.7520 with a 95% bootstrap CI of [0.7209, 0.7828]; deployment checks 3/3 PASS.</w:t>
       </w:r>
     </w:p>
     <w:p>
@@ -137,7 +137,7 @@
         <w:t xml:space="preserve">Measurable: </w:t>
       </w:r>
       <w:r>
-        <w:t>Calibration gap 0.0721 vs. &lt;0.1 threshold; split-half PSI 0.0093 vs. &lt;0.1 threshold.</w:t>
+        <w:t>Calibration gap 0.0386 vs. &lt;0.1 threshold; split-half PSI 0.0162 vs. &lt;0.1 threshold.</w:t>
       </w:r>
     </w:p>
     <w:p>
@@ -223,7 +223,7 @@
         <w:t xml:space="preserve">Measurable: </w:t>
       </w:r>
       <w:r>
-        <w:t>Champion mean CV ROC-AUC: 0.7158.</w:t>
+        <w:t>Champion mean CV ROC-AUC: 0.7145.</w:t>
       </w:r>
     </w:p>
     <w:p>
@@ -380,7 +380,7 @@
         <w:t xml:space="preserve">Specific: </w:t>
       </w:r>
       <w:r>
-        <w:t>$33,591,128 of real holdout volume is on applications the model flags as approvable but that were really declined (false positives).</w:t>
+        <w:t>$28,612,740 of real holdout volume is on applications the model flags as approvable but that were really declined (false positives).</w:t>
       </w:r>
     </w:p>
     <w:p>
@@ -395,7 +395,7 @@
         <w:t xml:space="preserve">Measurable: </w:t>
       </w:r>
       <w:r>
-        <w:t>Wrongly-flagged volume is 0.33x the real correctly-approved volume — track this ratio on every run.</w:t>
+        <w:t>Wrongly-flagged volume is 0.30x the real correctly-approved volume — track this ratio on every run.</w:t>
       </w:r>
     </w:p>
     <w:p>
@@ -466,7 +466,7 @@
         <w:t xml:space="preserve">Specific: </w:t>
       </w:r>
       <w:r>
-        <w:t>UPSTREAM_PD_FROM_NB01 (from Notebook 01's champion, XGBoost) matched 7,000 / 7,000 real in-scope rows (100.00%) and ranks #23 of 48 real features by mean |SHAP|.</w:t>
+        <w:t>UPSTREAM_PD_FROM_NB01 (from Notebook 01's champion, XGBoost) matched 7,000 / 7,000 real in-scope rows (100.00%) and ranks #14 of 48 real features by mean |SHAP|.</w:t>
       </w:r>
     </w:p>
     <w:p>
@@ -481,7 +481,7 @@
         <w:t xml:space="preserve">Measurable: </w:t>
       </w:r>
       <w:r>
-        <w:t>Champion mean CV ROC-AUC with this feature included: 0.7158.</w:t>
+        <w:t>Champion mean CV ROC-AUC with this feature included: 0.7145.</w:t>
       </w:r>
     </w:p>
     <w:p>
@@ -802,7 +802,7 @@
           <w:i/>
           <w:color w:val="595959"/>
         </w:rPr>
-        <w:t>In this run's real SHAP explainability, UPSTREAM_PD_FROM_NB01 is ranked #23 of 48 real features by mean |SHAP| -- see the SHAP chart above for its real measured contribution to this model's predictions.</w:t>
+        <w:t>In this run's real SHAP explainability, UPSTREAM_PD_FROM_NB01 is ranked #14 of 48 real features by mean |SHAP| -- see the SHAP chart above for its real measured contribution to this model's predictions.</w:t>
       </w:r>
     </w:p>
     <w:p>
@@ -912,7 +912,7 @@
           </w:tcPr>
           <w:p>
             <w:r>
-              <w:t>0.6906</w:t>
+              <w:t>0.6899</w:t>
             </w:r>
           </w:p>
         </w:tc>
@@ -922,7 +922,7 @@
           </w:tcPr>
           <w:p>
             <w:r>
-              <w:t>1.68</w:t>
+              <w:t>1.43</w:t>
             </w:r>
           </w:p>
         </w:tc>
@@ -954,7 +954,7 @@
           </w:tcPr>
           <w:p>
             <w:r>
-              <w:t>0.6695</w:t>
+              <w:t>0.6757</w:t>
             </w:r>
           </w:p>
         </w:tc>
@@ -964,7 +964,7 @@
           </w:tcPr>
           <w:p>
             <w:r>
-              <w:t>0.74</w:t>
+              <w:t>0.67</w:t>
             </w:r>
           </w:p>
         </w:tc>
@@ -996,7 +996,7 @@
           </w:tcPr>
           <w:p>
             <w:r>
-              <w:t>0.6826</w:t>
+              <w:t>0.6859</w:t>
             </w:r>
           </w:p>
         </w:tc>
@@ -1006,7 +1006,7 @@
           </w:tcPr>
           <w:p>
             <w:r>
-              <w:t>1.61</w:t>
+              <w:t>1.60</w:t>
             </w:r>
           </w:p>
         </w:tc>
@@ -1038,7 +1038,7 @@
           </w:tcPr>
           <w:p>
             <w:r>
-              <w:t>0.6712</w:t>
+              <w:t>0.6768</w:t>
             </w:r>
           </w:p>
         </w:tc>
@@ -1048,7 +1048,7 @@
           </w:tcPr>
           <w:p>
             <w:r>
-              <w:t>0.50</w:t>
+              <w:t>0.47</w:t>
             </w:r>
           </w:p>
         </w:tc>
@@ -1186,7 +1186,7 @@
           </w:tcPr>
           <w:p>
             <w:r>
-              <w:t>0.7158</w:t>
+              <w:t>0.7141</w:t>
             </w:r>
           </w:p>
         </w:tc>
@@ -1196,7 +1196,7 @@
           </w:tcPr>
           <w:p>
             <w:r>
-              <w:t>0.0154</w:t>
+              <w:t>0.0175</w:t>
             </w:r>
           </w:p>
         </w:tc>
@@ -1218,7 +1218,7 @@
           </w:tcPr>
           <w:p>
             <w:r>
-              <w:t>0.7111</w:t>
+              <w:t>0.7145</w:t>
             </w:r>
           </w:p>
         </w:tc>
@@ -1228,7 +1228,7 @@
           </w:tcPr>
           <w:p>
             <w:r>
-              <w:t>0.0089</w:t>
+              <w:t>0.0069</w:t>
             </w:r>
           </w:p>
         </w:tc>
@@ -1283,7 +1283,7 @@
           <w:i/>
           <w:color w:val="595959"/>
         </w:rPr>
-        <w:t>RandomForest wins real 5-fold CV among the top-2 screened candidates with a mean ROC-AUC of 0.7158 (+/- 0.0154), 0.0047 ahead of the runner-up, CatBoost.</w:t>
+        <w:t>CatBoost wins real 5-fold CV among the top-2 screened candidates with a mean ROC-AUC of 0.7145 (+/- 0.0069), 0.0004 ahead of the runner-up, RandomForest.</w:t>
       </w:r>
     </w:p>
     <w:p>
@@ -1292,7 +1292,7 @@
           <w:i/>
           <w:color w:val="595959"/>
         </w:rPr>
-        <w:t>Of the 4 real candidates screened in Stage A, XGBoost scored weakest (0.6695 single-split AUC) and did not advance to the full 5-fold CV — this two-stage screen is what keeps this notebook to a real top-4/top-2 benchmark instead of committing every candidate to the full CV cost.</w:t>
+        <w:t>Of the 4 real candidates screened in Stage A, XGBoost scored weakest (0.6757 single-split AUC) and did not advance to the full 5-fold CV — this two-stage screen is what keeps this notebook to a real top-4/top-2 benchmark instead of committing every candidate to the full CV cost.</w:t>
       </w:r>
     </w:p>
     <w:p>
@@ -1301,7 +1301,7 @@
           <w:i/>
           <w:color w:val="595959"/>
         </w:rPr>
-        <w:t>On the true holdout set, RandomForest scores 0.7420 ROC-AUC (95% bootstrap CI [0.7089, 0.7761]), consistent with its CV performance.</w:t>
+        <w:t>On the true holdout set, CatBoost scores 0.7520 ROC-AUC (95% bootstrap CI [0.7209, 0.7828]), consistent with its CV performance.</w:t>
       </w:r>
     </w:p>
     <w:p>
@@ -1409,7 +1409,7 @@
           </w:tcPr>
           <w:p>
             <w:r>
-              <w:t>0.7016516853932584</w:t>
+              <w:t>0.6937977528089887</w:t>
             </w:r>
           </w:p>
         </w:tc>
@@ -1441,7 +1441,7 @@
           </w:tcPr>
           <w:p>
             <w:r>
-              <w:t>0.7111727313155624</w:t>
+              <w:t>0.7127348284122292</w:t>
             </w:r>
           </w:p>
         </w:tc>
@@ -1473,7 +1473,7 @@
           </w:tcPr>
           <w:p>
             <w:r>
-              <w:t>0.6995130592064696</w:t>
+              <w:t>0.6964822918729843</w:t>
             </w:r>
           </w:p>
         </w:tc>
@@ -1505,7 +1505,7 @@
           </w:tcPr>
           <w:p>
             <w:r>
-              <w:t>0.7263676758013221</w:t>
+              <w:t>0.7291144254808681</w:t>
             </w:r>
           </w:p>
         </w:tc>
@@ -1537,7 +1537,7 @@
           </w:tcPr>
           <w:p>
             <w:r>
-              <w:t>0.7401836398357182</w:t>
+              <w:t>0.7383674216802635</w:t>
             </w:r>
           </w:p>
         </w:tc>
@@ -1569,7 +1569,7 @@
           </w:tcPr>
           <w:p>
             <w:r>
-              <w:t>0.7090636704119849</w:t>
+              <w:t>0.7121722846441948</w:t>
             </w:r>
           </w:p>
         </w:tc>
@@ -1601,7 +1601,7 @@
           </w:tcPr>
           <w:p>
             <w:r>
-              <w:t>0.7018337824051064</w:t>
+              <w:t>0.709569526400562</w:t>
             </w:r>
           </w:p>
         </w:tc>
@@ -1633,7 +1633,7 @@
           </w:tcPr>
           <w:p>
             <w:r>
-              <w:t>0.7026858353669246</w:t>
+              <w:t>0.7094611512431377</w:t>
             </w:r>
           </w:p>
         </w:tc>
@@ -1665,7 +1665,7 @@
           </w:tcPr>
           <w:p>
             <w:r>
-              <w:t>0.7162439412681388</w:t>
+              <w:t>0.713183277339502</w:t>
             </w:r>
           </w:p>
         </w:tc>
@@ -1697,7 +1697,7 @@
           </w:tcPr>
           <w:p>
             <w:r>
-              <w:t>0.7255156228395039</w:t>
+              <w:t>0.7279222987492012</w:t>
             </w:r>
           </w:p>
         </w:tc>
@@ -1809,7 +1809,7 @@
           </w:tcPr>
           <w:p>
             <w:r>
-              <w:t>0.7420</w:t>
+              <w:t>0.7520</w:t>
             </w:r>
           </w:p>
         </w:tc>
@@ -1831,7 +1831,7 @@
           </w:tcPr>
           <w:p>
             <w:r>
-              <w:t>0.7510</w:t>
+              <w:t>0.7676</w:t>
             </w:r>
           </w:p>
         </w:tc>
@@ -1853,7 +1853,7 @@
           </w:tcPr>
           <w:p>
             <w:r>
-              <w:t>0.9962</w:t>
+              <w:t>0.9439</w:t>
             </w:r>
           </w:p>
         </w:tc>
@@ -1875,7 +1875,7 @@
           </w:tcPr>
           <w:p>
             <w:r>
-              <w:t>0.8564</w:t>
+              <w:t>0.8467</w:t>
             </w:r>
           </w:p>
         </w:tc>
@@ -1897,7 +1897,7 @@
           </w:tcPr>
           <w:p>
             <w:r>
-              <w:t>0.1677</w:t>
+              <w:t>0.1628</w:t>
             </w:r>
           </w:p>
         </w:tc>
@@ -1911,12 +1911,12 @@
         <w:rPr>
           <w:color w:val="EB6834"/>
         </w:rPr>
-        <w:t>SHAP Explainability (Champion Model: RandomForest)</w:t>
+        <w:t>SHAP Explainability (Champion Model: CatBoost)</w:t>
       </w:r>
     </w:p>
     <w:p>
       <w:r>
-        <w:t>Computed on a real 300-row sample of the holdout set. Top 5 real drivers by mean |SHAP value|: [{'feature': 'SELLERPLACE_AREA', 'mean_abs_shap': 0.0774}, {'feature': 'AMT_GOODS_PRICE', 'mean_abs_shap': 0.0047}, {'feature': 'AMT_APPLICATION', 'mean_abs_shap': 0.0046}, {'feature': 'AMT_CREDIT', 'mean_abs_shap': 0.0043}, {'feature': 'AMT_ANNUITY', 'mean_abs_shap': 0.0043}].</w:t>
+        <w:t>Computed on a real 300-row sample of the holdout set. Top 5 real drivers by mean |SHAP value|: [{'feature': 'SELLERPLACE_AREA', 'mean_abs_shap': 0.8235}, {'feature': 'AMT_ANNUITY', 'mean_abs_shap': 0.0474}, {'feature': 'HOUR_APPR_PROCESS_START', 'mean_abs_shap': 0.0405}, {'feature': 'AMT_GOODS_PRICE', 'mean_abs_shap': 0.039}, {'feature': 'AMT_CREDIT', 'mean_abs_shap': 0.0381}].</w:t>
       </w:r>
     </w:p>
     <w:p>
@@ -1968,7 +1968,7 @@
           <w:i/>
           <w:color w:val="595959"/>
         </w:rPr>
-        <w:t>Real SHAP explainability was computed for the champion model (RandomForest) only, on a real 300-row sample of the holdout set — per the standing rule that champion-only explainability is sufficient once model selection is already narrowed to a top-2 CV comparison.</w:t>
+        <w:t>Real SHAP explainability was computed for the champion model (CatBoost) only, on a real 300-row sample of the holdout set — per the standing rule that champion-only explainability is sufficient once model selection is already narrowed to a top-2 CV comparison.</w:t>
       </w:r>
     </w:p>
     <w:p>
@@ -1977,7 +1977,7 @@
           <w:i/>
           <w:color w:val="595959"/>
         </w:rPr>
-        <w:t>The single strongest real driver of predicted approval probability is SELLERPLACE_AREA (mean |SHAP| = 0.0774), followed by AMT_GOODS_PRICE (mean |SHAP| = 0.0047).</w:t>
+        <w:t>The single strongest real driver of predicted approval probability is SELLERPLACE_AREA (mean |SHAP| = 0.8235), followed by AMT_ANNUITY (mean |SHAP| = 0.0474).</w:t>
       </w:r>
     </w:p>
     <w:p>
@@ -2080,7 +2080,7 @@
           </w:tcPr>
           <w:p>
             <w:r>
-              <w:t>1971.00 &lt; SELLERPLACE_AREA &lt;= 2991.75</w:t>
+              <w:t>SELLERPLACE_AREA &gt; 2991.75</w:t>
             </w:r>
           </w:p>
         </w:tc>
@@ -2090,39 +2090,7 @@
           </w:tcPr>
           <w:p>
             <w:r>
-              <w:t>0.0808</w:t>
-            </w:r>
-          </w:p>
-        </w:tc>
-      </w:tr>
-      <w:tr>
-        <w:tc>
-          <w:tcPr>
-            <w:tcW w:type="dxa" w:w="2880"/>
-          </w:tcPr>
-          <w:p>
-            <w:r>
-              <w:t>Most-confident correct approval</w:t>
-            </w:r>
-          </w:p>
-        </w:tc>
-        <w:tc>
-          <w:tcPr>
-            <w:tcW w:type="dxa" w:w="2880"/>
-          </w:tcPr>
-          <w:p>
-            <w:r>
-              <w:t>16.00 &lt; INSTAL_CNT_PAYMENTS &lt;= 33.00</w:t>
-            </w:r>
-          </w:p>
-        </w:tc>
-        <w:tc>
-          <w:tcPr>
-            <w:tcW w:type="dxa" w:w="2880"/>
-          </w:tcPr>
-          <w:p>
-            <w:r>
-              <w:t>0.0095</w:t>
+              <w:t>0.2251</w:t>
             </w:r>
           </w:p>
         </w:tc>
@@ -2154,7 +2122,7 @@
           </w:tcPr>
           <w:p>
             <w:r>
-              <w:t>0.0093</w:t>
+              <w:t>0.0261</w:t>
             </w:r>
           </w:p>
         </w:tc>
@@ -2176,7 +2144,7 @@
           </w:tcPr>
           <w:p>
             <w:r>
-              <w:t>60444.39 &lt; AMT_GOODS_PRICE &lt;= 98297.82</w:t>
+              <w:t>4069.72 &lt; AMT_ANNUITY &lt;= 6878.86</w:t>
             </w:r>
           </w:p>
         </w:tc>
@@ -2186,7 +2154,7 @@
           </w:tcPr>
           <w:p>
             <w:r>
-              <w:t>0.0091</w:t>
+              <w:t>0.0196</w:t>
             </w:r>
           </w:p>
         </w:tc>
@@ -2218,7 +2186,7 @@
           </w:tcPr>
           <w:p>
             <w:r>
-              <w:t>0.0072</w:t>
+              <w:t>0.0167</w:t>
             </w:r>
           </w:p>
         </w:tc>
@@ -2240,7 +2208,7 @@
           </w:tcPr>
           <w:p>
             <w:r>
-              <w:t>AMT_INCOME_TOTAL &lt;= 93813.02</w:t>
+              <w:t>0.23 &lt; EXT_SOURCE_2 &lt;= 0.47</w:t>
             </w:r>
           </w:p>
         </w:tc>
@@ -2250,7 +2218,7 @@
           </w:tcPr>
           <w:p>
             <w:r>
-              <w:t>-0.0072</w:t>
+              <w:t>-0.0163</w:t>
             </w:r>
           </w:p>
         </w:tc>
@@ -2272,7 +2240,7 @@
           </w:tcPr>
           <w:p>
             <w:r>
-              <w:t>0.90 &lt; INSTAL_MEAN_PAYMENT_RATIO &lt;= 0.94</w:t>
+              <w:t>NAME_PRODUCT_TYPE=2</w:t>
             </w:r>
           </w:p>
         </w:tc>
@@ -2282,7 +2250,7 @@
           </w:tcPr>
           <w:p>
             <w:r>
-              <w:t>0.0065</w:t>
+              <w:t>-0.0163</w:t>
             </w:r>
           </w:p>
         </w:tc>
@@ -2304,7 +2272,7 @@
           </w:tcPr>
           <w:p>
             <w:r>
-              <w:t>3298.00 &lt; BUREAU_AMT_CREDIT_SUM_DEBT_TOTAL &lt;= 15890.25</w:t>
+              <w:t>INSTAL_MEAN_DAYS_LATE_WHEN_LATE &gt; 10.40</w:t>
             </w:r>
           </w:p>
         </w:tc>
@@ -2314,7 +2282,39 @@
           </w:tcPr>
           <w:p>
             <w:r>
-              <w:t>0.0062</w:t>
+              <w:t>0.0144</w:t>
+            </w:r>
+          </w:p>
+        </w:tc>
+      </w:tr>
+      <w:tr>
+        <w:tc>
+          <w:tcPr>
+            <w:tcW w:type="dxa" w:w="2880"/>
+          </w:tcPr>
+          <w:p>
+            <w:r>
+              <w:t>Most-confident correct approval</w:t>
+            </w:r>
+          </w:p>
+        </w:tc>
+        <w:tc>
+          <w:tcPr>
+            <w:tcW w:type="dxa" w:w="2880"/>
+          </w:tcPr>
+          <w:p>
+            <w:r>
+              <w:t>HOUR_APPR_PROCESS_START &gt; 17.00</w:t>
+            </w:r>
+          </w:p>
+        </w:tc>
+        <w:tc>
+          <w:tcPr>
+            <w:tcW w:type="dxa" w:w="2880"/>
+          </w:tcPr>
+          <w:p>
+            <w:r>
+              <w:t>0.0137</w:t>
             </w:r>
           </w:p>
         </w:tc>
@@ -2346,135 +2346,7 @@
           </w:tcPr>
           <w:p>
             <w:r>
-              <w:t>-0.1442</w:t>
-            </w:r>
-          </w:p>
-        </w:tc>
-      </w:tr>
-      <w:tr>
-        <w:tc>
-          <w:tcPr>
-            <w:tcW w:type="dxa" w:w="2880"/>
-          </w:tcPr>
-          <w:p>
-            <w:r>
-              <w:t>Most-confident correct decline</w:t>
-            </w:r>
-          </w:p>
-        </w:tc>
-        <w:tc>
-          <w:tcPr>
-            <w:tcW w:type="dxa" w:w="2880"/>
-          </w:tcPr>
-          <w:p>
-            <w:r>
-              <w:t>AMT_APPLICATION &gt; 167994.88</w:t>
-            </w:r>
-          </w:p>
-        </w:tc>
-        <w:tc>
-          <w:tcPr>
-            <w:tcW w:type="dxa" w:w="2880"/>
-          </w:tcPr>
-          <w:p>
-            <w:r>
-              <w:t>-0.0239</w:t>
-            </w:r>
-          </w:p>
-        </w:tc>
-      </w:tr>
-      <w:tr>
-        <w:tc>
-          <w:tcPr>
-            <w:tcW w:type="dxa" w:w="2880"/>
-          </w:tcPr>
-          <w:p>
-            <w:r>
-              <w:t>Most-confident correct decline</w:t>
-            </w:r>
-          </w:p>
-        </w:tc>
-        <w:tc>
-          <w:tcPr>
-            <w:tcW w:type="dxa" w:w="2880"/>
-          </w:tcPr>
-          <w:p>
-            <w:r>
-              <w:t>AMT_GOODS_PRICE &gt; 157856.14</w:t>
-            </w:r>
-          </w:p>
-        </w:tc>
-        <w:tc>
-          <w:tcPr>
-            <w:tcW w:type="dxa" w:w="2880"/>
-          </w:tcPr>
-          <w:p>
-            <w:r>
-              <w:t>-0.0221</w:t>
-            </w:r>
-          </w:p>
-        </w:tc>
-      </w:tr>
-      <w:tr>
-        <w:tc>
-          <w:tcPr>
-            <w:tcW w:type="dxa" w:w="2880"/>
-          </w:tcPr>
-          <w:p>
-            <w:r>
-              <w:t>Most-confident correct decline</w:t>
-            </w:r>
-          </w:p>
-        </w:tc>
-        <w:tc>
-          <w:tcPr>
-            <w:tcW w:type="dxa" w:w="2880"/>
-          </w:tcPr>
-          <w:p>
-            <w:r>
-              <w:t>AMT_CREDIT &gt; 168517.18</w:t>
-            </w:r>
-          </w:p>
-        </w:tc>
-        <w:tc>
-          <w:tcPr>
-            <w:tcW w:type="dxa" w:w="2880"/>
-          </w:tcPr>
-          <w:p>
-            <w:r>
-              <w:t>-0.0160</w:t>
-            </w:r>
-          </w:p>
-        </w:tc>
-      </w:tr>
-      <w:tr>
-        <w:tc>
-          <w:tcPr>
-            <w:tcW w:type="dxa" w:w="2880"/>
-          </w:tcPr>
-          <w:p>
-            <w:r>
-              <w:t>Most-confident correct decline</w:t>
-            </w:r>
-          </w:p>
-        </w:tc>
-        <w:tc>
-          <w:tcPr>
-            <w:tcW w:type="dxa" w:w="2880"/>
-          </w:tcPr>
-          <w:p>
-            <w:r>
-              <w:t>AMT_ANNUITY &gt; 11499.33</w:t>
-            </w:r>
-          </w:p>
-        </w:tc>
-        <w:tc>
-          <w:tcPr>
-            <w:tcW w:type="dxa" w:w="2880"/>
-          </w:tcPr>
-          <w:p>
-            <w:r>
-              <w:t>-0.0158</w:t>
+              <w:t>-0.2764</w:t>
             </w:r>
           </w:p>
         </w:tc>
@@ -2506,7 +2378,7 @@
           </w:tcPr>
           <w:p>
             <w:r>
-              <w:t>0.0095</w:t>
+              <w:t>0.0242</w:t>
             </w:r>
           </w:p>
         </w:tc>
@@ -2528,7 +2400,7 @@
           </w:tcPr>
           <w:p>
             <w:r>
-              <w:t>60248.65 &lt; BUREAU_AMT_CREDIT_SUM_TOTAL &lt;= 157903.41</w:t>
+              <w:t>CC_SUM_SK_DPD &lt;= 0.00</w:t>
             </w:r>
           </w:p>
         </w:tc>
@@ -2538,7 +2410,71 @@
           </w:tcPr>
           <w:p>
             <w:r>
-              <w:t>0.0075</w:t>
+              <w:t>-0.0175</w:t>
+            </w:r>
+          </w:p>
+        </w:tc>
+      </w:tr>
+      <w:tr>
+        <w:tc>
+          <w:tcPr>
+            <w:tcW w:type="dxa" w:w="2880"/>
+          </w:tcPr>
+          <w:p>
+            <w:r>
+              <w:t>Most-confident correct decline</w:t>
+            </w:r>
+          </w:p>
+        </w:tc>
+        <w:tc>
+          <w:tcPr>
+            <w:tcW w:type="dxa" w:w="2880"/>
+          </w:tcPr>
+          <w:p>
+            <w:r>
+              <w:t>BUREAU_AMT_CREDIT_SUM_TOTAL &gt; 315398.88</w:t>
+            </w:r>
+          </w:p>
+        </w:tc>
+        <w:tc>
+          <w:tcPr>
+            <w:tcW w:type="dxa" w:w="2880"/>
+          </w:tcPr>
+          <w:p>
+            <w:r>
+              <w:t>-0.0164</w:t>
+            </w:r>
+          </w:p>
+        </w:tc>
+      </w:tr>
+      <w:tr>
+        <w:tc>
+          <w:tcPr>
+            <w:tcW w:type="dxa" w:w="2880"/>
+          </w:tcPr>
+          <w:p>
+            <w:r>
+              <w:t>Most-confident correct decline</w:t>
+            </w:r>
+          </w:p>
+        </w:tc>
+        <w:tc>
+          <w:tcPr>
+            <w:tcW w:type="dxa" w:w="2880"/>
+          </w:tcPr>
+          <w:p>
+            <w:r>
+              <w:t>CNT_PAYMENT &lt;= 21.00</w:t>
+            </w:r>
+          </w:p>
+        </w:tc>
+        <w:tc>
+          <w:tcPr>
+            <w:tcW w:type="dxa" w:w="2880"/>
+          </w:tcPr>
+          <w:p>
+            <w:r>
+              <w:t>-0.0128</w:t>
             </w:r>
           </w:p>
         </w:tc>
@@ -2570,7 +2506,71 @@
           </w:tcPr>
           <w:p>
             <w:r>
-              <w:t>-0.0072</w:t>
+              <w:t>-0.0125</w:t>
+            </w:r>
+          </w:p>
+        </w:tc>
+      </w:tr>
+      <w:tr>
+        <w:tc>
+          <w:tcPr>
+            <w:tcW w:type="dxa" w:w="2880"/>
+          </w:tcPr>
+          <w:p>
+            <w:r>
+              <w:t>Most-confident correct decline</w:t>
+            </w:r>
+          </w:p>
+        </w:tc>
+        <w:tc>
+          <w:tcPr>
+            <w:tcW w:type="dxa" w:w="2880"/>
+          </w:tcPr>
+          <w:p>
+            <w:r>
+              <w:t>HOUR_APPR_PROCESS_START &lt;= 5.00</w:t>
+            </w:r>
+          </w:p>
+        </w:tc>
+        <w:tc>
+          <w:tcPr>
+            <w:tcW w:type="dxa" w:w="2880"/>
+          </w:tcPr>
+          <w:p>
+            <w:r>
+              <w:t>0.0120</w:t>
+            </w:r>
+          </w:p>
+        </w:tc>
+      </w:tr>
+      <w:tr>
+        <w:tc>
+          <w:tcPr>
+            <w:tcW w:type="dxa" w:w="2880"/>
+          </w:tcPr>
+          <w:p>
+            <w:r>
+              <w:t>Most-confident correct decline</w:t>
+            </w:r>
+          </w:p>
+        </w:tc>
+        <w:tc>
+          <w:tcPr>
+            <w:tcW w:type="dxa" w:w="2880"/>
+          </w:tcPr>
+          <w:p>
+            <w:r>
+              <w:t>NAME_PRODUCT_TYPE=2</w:t>
+            </w:r>
+          </w:p>
+        </w:tc>
+        <w:tc>
+          <w:tcPr>
+            <w:tcW w:type="dxa" w:w="2880"/>
+          </w:tcPr>
+          <w:p>
+            <w:r>
+              <w:t>-0.0119</w:t>
             </w:r>
           </w:p>
         </w:tc>
@@ -2602,199 +2602,7 @@
           </w:tcPr>
           <w:p>
             <w:r>
-              <w:t>-0.1458</w:t>
-            </w:r>
-          </w:p>
-        </w:tc>
-      </w:tr>
-      <w:tr>
-        <w:tc>
-          <w:tcPr>
-            <w:tcW w:type="dxa" w:w="2880"/>
-          </w:tcPr>
-          <w:p>
-            <w:r>
-              <w:t>A real misclassified application</w:t>
-            </w:r>
-          </w:p>
-        </w:tc>
-        <w:tc>
-          <w:tcPr>
-            <w:tcW w:type="dxa" w:w="2880"/>
-          </w:tcPr>
-          <w:p>
-            <w:r>
-              <w:t>AMT_APPLICATION &gt; 167994.88</w:t>
-            </w:r>
-          </w:p>
-        </w:tc>
-        <w:tc>
-          <w:tcPr>
-            <w:tcW w:type="dxa" w:w="2880"/>
-          </w:tcPr>
-          <w:p>
-            <w:r>
-              <w:t>-0.0254</w:t>
-            </w:r>
-          </w:p>
-        </w:tc>
-      </w:tr>
-      <w:tr>
-        <w:tc>
-          <w:tcPr>
-            <w:tcW w:type="dxa" w:w="2880"/>
-          </w:tcPr>
-          <w:p>
-            <w:r>
-              <w:t>A real misclassified application</w:t>
-            </w:r>
-          </w:p>
-        </w:tc>
-        <w:tc>
-          <w:tcPr>
-            <w:tcW w:type="dxa" w:w="2880"/>
-          </w:tcPr>
-          <w:p>
-            <w:r>
-              <w:t>AMT_GOODS_PRICE &gt; 157856.14</w:t>
-            </w:r>
-          </w:p>
-        </w:tc>
-        <w:tc>
-          <w:tcPr>
-            <w:tcW w:type="dxa" w:w="2880"/>
-          </w:tcPr>
-          <w:p>
-            <w:r>
-              <w:t>-0.0224</w:t>
-            </w:r>
-          </w:p>
-        </w:tc>
-      </w:tr>
-      <w:tr>
-        <w:tc>
-          <w:tcPr>
-            <w:tcW w:type="dxa" w:w="2880"/>
-          </w:tcPr>
-          <w:p>
-            <w:r>
-              <w:t>A real misclassified application</w:t>
-            </w:r>
-          </w:p>
-        </w:tc>
-        <w:tc>
-          <w:tcPr>
-            <w:tcW w:type="dxa" w:w="2880"/>
-          </w:tcPr>
-          <w:p>
-            <w:r>
-              <w:t>AMT_CREDIT &gt; 168517.18</w:t>
-            </w:r>
-          </w:p>
-        </w:tc>
-        <w:tc>
-          <w:tcPr>
-            <w:tcW w:type="dxa" w:w="2880"/>
-          </w:tcPr>
-          <w:p>
-            <w:r>
-              <w:t>-0.0191</w:t>
-            </w:r>
-          </w:p>
-        </w:tc>
-      </w:tr>
-      <w:tr>
-        <w:tc>
-          <w:tcPr>
-            <w:tcW w:type="dxa" w:w="2880"/>
-          </w:tcPr>
-          <w:p>
-            <w:r>
-              <w:t>A real misclassified application</w:t>
-            </w:r>
-          </w:p>
-        </w:tc>
-        <w:tc>
-          <w:tcPr>
-            <w:tcW w:type="dxa" w:w="2880"/>
-          </w:tcPr>
-          <w:p>
-            <w:r>
-              <w:t>4069.72 &lt; AMT_ANNUITY &lt;= 6878.86</w:t>
-            </w:r>
-          </w:p>
-        </w:tc>
-        <w:tc>
-          <w:tcPr>
-            <w:tcW w:type="dxa" w:w="2880"/>
-          </w:tcPr>
-          <w:p>
-            <w:r>
-              <w:t>0.0079</w:t>
-            </w:r>
-          </w:p>
-        </w:tc>
-      </w:tr>
-      <w:tr>
-        <w:tc>
-          <w:tcPr>
-            <w:tcW w:type="dxa" w:w="2880"/>
-          </w:tcPr>
-          <w:p>
-            <w:r>
-              <w:t>A real misclassified application</w:t>
-            </w:r>
-          </w:p>
-        </w:tc>
-        <w:tc>
-          <w:tcPr>
-            <w:tcW w:type="dxa" w:w="2880"/>
-          </w:tcPr>
-          <w:p>
-            <w:r>
-              <w:t>CC_CNT_RECORDS &lt;= 0.00</w:t>
-            </w:r>
-          </w:p>
-        </w:tc>
-        <w:tc>
-          <w:tcPr>
-            <w:tcW w:type="dxa" w:w="2880"/>
-          </w:tcPr>
-          <w:p>
-            <w:r>
-              <w:t>0.0070</w:t>
-            </w:r>
-          </w:p>
-        </w:tc>
-      </w:tr>
-      <w:tr>
-        <w:tc>
-          <w:tcPr>
-            <w:tcW w:type="dxa" w:w="2880"/>
-          </w:tcPr>
-          <w:p>
-            <w:r>
-              <w:t>A real misclassified application</w:t>
-            </w:r>
-          </w:p>
-        </w:tc>
-        <w:tc>
-          <w:tcPr>
-            <w:tcW w:type="dxa" w:w="2880"/>
-          </w:tcPr>
-          <w:p>
-            <w:r>
-              <w:t>NAME_EDUCATION_TYPE=0</w:t>
-            </w:r>
-          </w:p>
-        </w:tc>
-        <w:tc>
-          <w:tcPr>
-            <w:tcW w:type="dxa" w:w="2880"/>
-          </w:tcPr>
-          <w:p>
-            <w:r>
-              <w:t>0.0068</w:t>
+              <w:t>-0.2808</w:t>
             </w:r>
           </w:p>
         </w:tc>
@@ -2826,7 +2634,199 @@
           </w:tcPr>
           <w:p>
             <w:r>
-              <w:t>0.0066</w:t>
+              <w:t>0.0243</w:t>
+            </w:r>
+          </w:p>
+        </w:tc>
+      </w:tr>
+      <w:tr>
+        <w:tc>
+          <w:tcPr>
+            <w:tcW w:type="dxa" w:w="2880"/>
+          </w:tcPr>
+          <w:p>
+            <w:r>
+              <w:t>A real misclassified application</w:t>
+            </w:r>
+          </w:p>
+        </w:tc>
+        <w:tc>
+          <w:tcPr>
+            <w:tcW w:type="dxa" w:w="2880"/>
+          </w:tcPr>
+          <w:p>
+            <w:r>
+              <w:t>AMT_ANNUITY &lt;= 4069.72</w:t>
+            </w:r>
+          </w:p>
+        </w:tc>
+        <w:tc>
+          <w:tcPr>
+            <w:tcW w:type="dxa" w:w="2880"/>
+          </w:tcPr>
+          <w:p>
+            <w:r>
+              <w:t>-0.0168</w:t>
+            </w:r>
+          </w:p>
+        </w:tc>
+      </w:tr>
+      <w:tr>
+        <w:tc>
+          <w:tcPr>
+            <w:tcW w:type="dxa" w:w="2880"/>
+          </w:tcPr>
+          <w:p>
+            <w:r>
+              <w:t>A real misclassified application</w:t>
+            </w:r>
+          </w:p>
+        </w:tc>
+        <w:tc>
+          <w:tcPr>
+            <w:tcW w:type="dxa" w:w="2880"/>
+          </w:tcPr>
+          <w:p>
+            <w:r>
+              <w:t>NAME_PRODUCT_TYPE=0</w:t>
+            </w:r>
+          </w:p>
+        </w:tc>
+        <w:tc>
+          <w:tcPr>
+            <w:tcW w:type="dxa" w:w="2880"/>
+          </w:tcPr>
+          <w:p>
+            <w:r>
+              <w:t>0.0161</w:t>
+            </w:r>
+          </w:p>
+        </w:tc>
+      </w:tr>
+      <w:tr>
+        <w:tc>
+          <w:tcPr>
+            <w:tcW w:type="dxa" w:w="2880"/>
+          </w:tcPr>
+          <w:p>
+            <w:r>
+              <w:t>A real misclassified application</w:t>
+            </w:r>
+          </w:p>
+        </w:tc>
+        <w:tc>
+          <w:tcPr>
+            <w:tcW w:type="dxa" w:w="2880"/>
+          </w:tcPr>
+          <w:p>
+            <w:r>
+              <w:t>POS_CNT_RECORDS &gt; 18.00</w:t>
+            </w:r>
+          </w:p>
+        </w:tc>
+        <w:tc>
+          <w:tcPr>
+            <w:tcW w:type="dxa" w:w="2880"/>
+          </w:tcPr>
+          <w:p>
+            <w:r>
+              <w:t>0.0142</w:t>
+            </w:r>
+          </w:p>
+        </w:tc>
+      </w:tr>
+      <w:tr>
+        <w:tc>
+          <w:tcPr>
+            <w:tcW w:type="dxa" w:w="2880"/>
+          </w:tcPr>
+          <w:p>
+            <w:r>
+              <w:t>A real misclassified application</w:t>
+            </w:r>
+          </w:p>
+        </w:tc>
+        <w:tc>
+          <w:tcPr>
+            <w:tcW w:type="dxa" w:w="2880"/>
+          </w:tcPr>
+          <w:p>
+            <w:r>
+              <w:t>AMT_APPLICATION &lt;= 56929.23</w:t>
+            </w:r>
+          </w:p>
+        </w:tc>
+        <w:tc>
+          <w:tcPr>
+            <w:tcW w:type="dxa" w:w="2880"/>
+          </w:tcPr>
+          <w:p>
+            <w:r>
+              <w:t>0.0134</w:t>
+            </w:r>
+          </w:p>
+        </w:tc>
+      </w:tr>
+      <w:tr>
+        <w:tc>
+          <w:tcPr>
+            <w:tcW w:type="dxa" w:w="2880"/>
+          </w:tcPr>
+          <w:p>
+            <w:r>
+              <w:t>A real misclassified application</w:t>
+            </w:r>
+          </w:p>
+        </w:tc>
+        <w:tc>
+          <w:tcPr>
+            <w:tcW w:type="dxa" w:w="2880"/>
+          </w:tcPr>
+          <w:p>
+            <w:r>
+              <w:t>AMT_CREDIT &lt;= 57150.26</w:t>
+            </w:r>
+          </w:p>
+        </w:tc>
+        <w:tc>
+          <w:tcPr>
+            <w:tcW w:type="dxa" w:w="2880"/>
+          </w:tcPr>
+          <w:p>
+            <w:r>
+              <w:t>0.0114</w:t>
+            </w:r>
+          </w:p>
+        </w:tc>
+      </w:tr>
+      <w:tr>
+        <w:tc>
+          <w:tcPr>
+            <w:tcW w:type="dxa" w:w="2880"/>
+          </w:tcPr>
+          <w:p>
+            <w:r>
+              <w:t>A real misclassified application</w:t>
+            </w:r>
+          </w:p>
+        </w:tc>
+        <w:tc>
+          <w:tcPr>
+            <w:tcW w:type="dxa" w:w="2880"/>
+          </w:tcPr>
+          <w:p>
+            <w:r>
+              <w:t>0.23 &lt; EXT_SOURCE_2 &lt;= 0.47</w:t>
+            </w:r>
+          </w:p>
+        </w:tc>
+        <w:tc>
+          <w:tcPr>
+            <w:tcW w:type="dxa" w:w="2880"/>
+          </w:tcPr>
+          <w:p>
+            <w:r>
+              <w:t>-0.0108</w:t>
             </w:r>
           </w:p>
         </w:tc>
@@ -2915,17 +2915,17 @@
     </w:p>
     <w:p>
       <w:r>
-        <w:t>Bootstrap 95% CI on holdout ROC-AUC (1000 resamples): [0.7089, 0.7761].</w:t>
+        <w:t>Bootstrap 95% CI on holdout ROC-AUC (1000 resamples): [0.7209, 0.7828].</w:t>
       </w:r>
     </w:p>
     <w:p>
       <w:r>
-        <w:t>Mean calibration gap across 10 score deciles: 0.0721 (threshold: &lt;0.1).</w:t>
+        <w:t>Mean calibration gap across 10 score deciles: 0.0386 (threshold: &lt;0.1).</w:t>
       </w:r>
     </w:p>
     <w:p>
       <w:r>
-        <w:t>Split-half PSI on holdout score distribution: 0.0093 (threshold: &lt;0.1).</w:t>
+        <w:t>Split-half PSI on holdout score distribution: 0.0162 (threshold: &lt;0.1).</w:t>
       </w:r>
     </w:p>
     <w:p>
@@ -2941,7 +2941,7 @@
           <w:i/>
           <w:color w:val="595959"/>
         </w:rPr>
-        <w:t>Mean calibration gap across 10 real score deciles is 0.0721 (ASSUMPTION threshold for 'acceptable': &lt;0.1), so the model is well-calibrated.</w:t>
+        <w:t>Mean calibration gap across 10 real score deciles is 0.0386 (ASSUMPTION threshold for 'acceptable': &lt;0.1), so the model is well-calibrated.</w:t>
       </w:r>
     </w:p>
     <w:p>
@@ -2950,7 +2950,7 @@
           <w:i/>
           <w:color w:val="595959"/>
         </w:rPr>
-        <w:t>Split-half PSI on the holdout score distribution is 0.0093 (ASSUMPTION threshold: &lt;0.1), indicating a stable score distribution.</w:t>
+        <w:t>Split-half PSI on the holdout score distribution is 0.0162 (ASSUMPTION threshold: &lt;0.1), indicating a stable score distribution.</w:t>
       </w:r>
     </w:p>
     <w:p>
@@ -2959,7 +2959,7 @@
           <w:i/>
           <w:color w:val="595959"/>
         </w:rPr>
-        <w:t>The top decile shows a real mean predicted approval probability of 85.79% against an actual observed rate of 89.52%.</w:t>
+        <w:t>The top decile shows a real mean predicted approval probability of 94.61% against an actual observed rate of 97.14%.</w:t>
       </w:r>
     </w:p>
     <w:p>
@@ -2980,22 +2980,22 @@
     </w:p>
     <w:p>
       <w:r>
-        <w:t>Volume of correctly-identified real approvals (true positives): $102,973,256.</w:t>
+        <w:t>Volume of correctly-identified real approvals (true positives): $96,772,848.</w:t>
       </w:r>
     </w:p>
     <w:p>
       <w:r>
-        <w:t>Volume of missed real approvals (false negatives): $1,435,752.</w:t>
+        <w:t>Volume of missed real approvals (false negatives): $7,636,160.</w:t>
       </w:r>
     </w:p>
     <w:p>
       <w:r>
-        <w:t>Volume wrongly flagged approvable — real declines incorrectly flagged (false positives): $33,591,128.</w:t>
+        <w:t>Volume wrongly flagged approvable — real declines incorrectly flagged (false positives): $28,612,740.</w:t>
       </w:r>
     </w:p>
     <w:p>
       <w:r>
-        <w:t>ASSUMPTION (illustrative manual-review cost, $25/review): applied only to correctly-identified approvals, illustrative manual-review cost avoided = $19,525. This is a labeled estimate, not a real observed figure.</w:t>
+        <w:t>ASSUMPTION (illustrative manual-review cost, $25/review): applied only to correctly-identified approvals, illustrative manual-review cost avoided = $18,500. This is a labeled estimate, not a real observed figure.</w:t>
       </w:r>
     </w:p>
     <w:p>
@@ -3011,7 +3011,7 @@
           <w:i/>
           <w:color w:val="595959"/>
         </w:rPr>
-        <w:t>Of $142,039,488 in real total holdout requested credit volume, the model correctly identifies $102,973,256 of volume that was really approved (capture rate 99.6% of real approvals).</w:t>
+        <w:t>Of $142,039,488 in real total holdout requested credit volume, the model correctly identifies $96,772,848 of volume that was really approved (capture rate 94.4% of real approvals).</w:t>
       </w:r>
     </w:p>
     <w:p>
@@ -3020,7 +3020,7 @@
           <w:i/>
           <w:color w:val="595959"/>
         </w:rPr>
-        <w:t>$1,435,752 of volume is missed (real approvals the model would have declined) and $33,591,128 is flagged as approvable on applications that were really declined.</w:t>
+        <w:t>$7,636,160 of volume is missed (real approvals the model would have declined) and $28,612,740 is flagged as approvable on applications that were really declined.</w:t>
       </w:r>
     </w:p>
     <w:p>
@@ -3029,7 +3029,7 @@
           <w:i/>
           <w:color w:val="595959"/>
         </w:rPr>
-        <w:t>ASSUMPTION (illustrative manual-review cost, $25/review): applied only to correctly-identified approvals, illustrative manual-review cost avoided = $19,525.</w:t>
+        <w:t>ASSUMPTION (illustrative manual-review cost, $25/review): applied only to correctly-identified approvals, illustrative manual-review cost avoided = $18,500.</w:t>
       </w:r>
     </w:p>
     <w:p>
